--- a/notes/comorbidvariables_jan26release.docx
+++ b/notes/comorbidvariables_jan26release.docx
@@ -19,603 +19,176 @@
     </w:p>
     <w:p>
       <w:r>
-        <w:t>ALCOHOL_BEER_MTH_1_1</w:t>
-      </w:r>
-      <w:r>
-        <w:t xml:space="preserve"> </w:t>
-      </w:r>
-    </w:p>
-    <w:p>
-      <w:r>
-        <w:t>In an average MONTH, how many pints of beer or cider would you drink</w:t>
-      </w:r>
-      <w:proofErr w:type="gramStart"/>
-      <w:r>
-        <w:t>?</w:t>
-      </w:r>
-      <w:r>
-        <w:t>~</w:t>
-      </w:r>
-      <w:proofErr w:type="gramEnd"/>
-      <w:r>
-        <w:t>20k</w:t>
-      </w:r>
-    </w:p>
-    <w:p>
-      <w:r>
-        <w:t>ALCOHOL_BEER_MTH_2</w:t>
-      </w:r>
-      <w:r>
-        <w:t>_1</w:t>
-      </w:r>
-      <w:r>
-        <w:t xml:space="preserve"> </w:t>
-      </w:r>
-    </w:p>
-    <w:p>
-      <w:r>
-        <w:t>In an average MONTH, how many pints of beer or cider would you drink?</w:t>
-      </w:r>
-      <w:r>
-        <w:t xml:space="preserve"> ~ 600k</w:t>
-      </w:r>
-    </w:p>
-    <w:p>
-      <w:r>
-        <w:t>ALCOHOL_BEER_WK_1_1</w:t>
-      </w:r>
-    </w:p>
-    <w:p>
-      <w:r>
-        <w:t>In an average WEEK, how many pints of beer or cider would you drink?</w:t>
-      </w:r>
-      <w:r>
-        <w:t xml:space="preserve"> ~&gt;1mil</w:t>
+        <w:t>DIAG_REPRO_1_M</w:t>
+      </w:r>
+    </w:p>
+    <w:p>
+      <w:r>
+        <w:t>Have you ever been diagnosed with any of the following conditions by a doctor or other health professional?</w:t>
+      </w:r>
+    </w:p>
+    <w:p>
+      <w:r>
+        <w:t>Endometriosis, Polycystic Ovary Syndrome, Enlarged prostate, Fibrocystic Breast, Ductal Carcinoma in situ, Other, None of th</w:t>
       </w:r>
       <w:bookmarkStart w:id="0" w:name="_GoBack"/>
       <w:bookmarkEnd w:id="0"/>
-    </w:p>
-    <w:p>
-      <w:r>
-        <w:t>ALCOHOL_CHG_1_1</w:t>
-      </w:r>
-    </w:p>
-    <w:p>
-      <w:r>
-        <w:t>Compared to 10 years ago, do you drink?</w:t>
-      </w:r>
-      <w:r>
-        <w:t xml:space="preserve"> (</w:t>
+      <w:r>
+        <w:t xml:space="preserve">e above, Prefer not to answer, </w:t>
       </w:r>
       <w:proofErr w:type="gramStart"/>
       <w:r>
-        <w:t>more</w:t>
+        <w:t>Do</w:t>
       </w:r>
       <w:proofErr w:type="gramEnd"/>
       <w:r>
-        <w:t>, less, same) ~1.5mil</w:t>
-      </w:r>
-    </w:p>
-    <w:p>
-      <w:r>
-        <w:t>ALCOHOL_CHG_ABST_REASON_1_1</w:t>
-      </w:r>
-    </w:p>
-    <w:p>
-      <w:r>
-        <w:t>Why did you stop drinking alcohol?</w:t>
-      </w:r>
-      <w:r>
-        <w:t xml:space="preserve"> ~2k</w:t>
-      </w:r>
-    </w:p>
-    <w:p>
-      <w:r>
-        <w:t>ALCOHOL_CHG_ABST_REASON_2_M</w:t>
-      </w:r>
-    </w:p>
-    <w:p>
-      <w:r>
-        <w:t>Which of the following, if any, do you think contributed to you stopping drinking alcohol?</w:t>
-      </w:r>
-      <w:r>
-        <w:t xml:space="preserve"> ~120k</w:t>
-      </w:r>
-    </w:p>
-    <w:p>
-      <w:r>
-        <w:t>ALCOHOL_CHG_REDUCE_REASON_1_1</w:t>
-      </w:r>
-    </w:p>
-    <w:p>
-      <w:r>
-        <w:t>Why did you reduce the amount you drank?</w:t>
-      </w:r>
-      <w:r>
-        <w:t xml:space="preserve"> ~25k</w:t>
-      </w:r>
-    </w:p>
-    <w:p>
-      <w:r>
-        <w:t>ALCOHOL_CHG_REDUCE_REASON_2_M</w:t>
-      </w:r>
-    </w:p>
-    <w:p>
-      <w:r>
-        <w:t>Which of the following, if any, do you think contributed to you reducing the amount you drank?</w:t>
-      </w:r>
-      <w:r>
-        <w:t xml:space="preserve"> ~1.2m</w:t>
-      </w:r>
-    </w:p>
-    <w:p>
-      <w:r>
-        <w:t>ALCOHOL_CURR_1_1</w:t>
-      </w:r>
-    </w:p>
-    <w:p>
-      <w:r>
-        <w:t>About how often do you drink alcohol? 1.8mil</w:t>
-      </w:r>
-    </w:p>
-    <w:p>
-      <w:r>
-        <w:t>Daily, 3-4 times a week, 1-2 a week, 1-3 times a month, special occasions only, never</w:t>
-      </w:r>
-    </w:p>
-    <w:p>
-      <w:r>
-        <w:t>ALCOHOL_FOOD_1_1</w:t>
-      </w:r>
-    </w:p>
-    <w:p>
-      <w:r>
-        <w:t>When you drink alcohol is it usually with meals? ~1.5mil (yes no it varies)</w:t>
-      </w:r>
-    </w:p>
-    <w:p>
-      <w:r>
-        <w:t>ALCOHOL_OTHER_MTH_1_1</w:t>
-      </w:r>
-    </w:p>
-    <w:p>
-      <w:r>
-        <w:t>In an average MONTH, how many glasses of other alcoholic drinks (such as alcopops) would you drink</w:t>
-      </w:r>
-      <w:r>
-        <w:t>? ~20k</w:t>
-      </w:r>
-    </w:p>
-    <w:p>
-      <w:r>
-        <w:t>ALCOHOL_OTHER_MTH_2_1</w:t>
-      </w:r>
-    </w:p>
-    <w:p>
-      <w:r>
-        <w:t>In an average MONTH, how many glasses of other alcoholic drinks (such as alcopops) would you drink</w:t>
-      </w:r>
-      <w:r>
-        <w:t>? ~600k</w:t>
-      </w:r>
-    </w:p>
-    <w:p>
-      <w:r>
-        <w:lastRenderedPageBreak/>
-        <w:t>ALCOHOL_OTHER_WK_1_1</w:t>
-      </w:r>
-    </w:p>
-    <w:p>
-      <w:r>
-        <w:t xml:space="preserve">In an average </w:t>
-      </w:r>
-      <w:r>
-        <w:t>WEEK</w:t>
-      </w:r>
-      <w:r>
-        <w:t>, how many glasses of other alcoholic drinks (such as alcopops) would you drink</w:t>
-      </w:r>
-      <w:r>
-        <w:t>? ~1mil</w:t>
-      </w:r>
-    </w:p>
-    <w:p>
-      <w:r>
-        <w:t>ALCOHOL_PREV_1_1</w:t>
-      </w:r>
-    </w:p>
-    <w:p>
-      <w:r>
-        <w:t>Did you previously drink alcohol? ~ 200k</w:t>
-      </w:r>
-    </w:p>
-    <w:p>
-      <w:r>
-        <w:t>Yes or no</w:t>
-      </w:r>
-    </w:p>
-    <w:p>
-      <w:r>
-        <w:t>ALCOHOL_</w:t>
-      </w:r>
-      <w:r>
-        <w:t>SPIRITS</w:t>
-      </w:r>
-      <w:r>
-        <w:t>_MTH_1_1</w:t>
-      </w:r>
-    </w:p>
-    <w:p>
-      <w:r>
-        <w:t xml:space="preserve">In an average MONTH, how many </w:t>
-      </w:r>
-      <w:r>
-        <w:t xml:space="preserve">measures of spirits or liqueurs </w:t>
-      </w:r>
-      <w:r>
-        <w:t>would you drink</w:t>
-      </w:r>
-      <w:r>
-        <w:t>? ~20k</w:t>
-      </w:r>
-    </w:p>
-    <w:p>
-      <w:r>
-        <w:t>ALCOHOL_</w:t>
-      </w:r>
-      <w:r>
-        <w:t xml:space="preserve"> </w:t>
-      </w:r>
-      <w:r>
-        <w:t xml:space="preserve">SPIRITS </w:t>
-      </w:r>
-      <w:r>
-        <w:t>_MTH_2_1</w:t>
-      </w:r>
-    </w:p>
-    <w:p>
-      <w:r>
-        <w:t xml:space="preserve">In an average MONTH, how many </w:t>
-      </w:r>
-      <w:r>
-        <w:t xml:space="preserve">measures of spirits or liqueurs </w:t>
-      </w:r>
-      <w:r>
-        <w:t>would you drink</w:t>
-      </w:r>
-      <w:r>
-        <w:t>? ~600k</w:t>
-      </w:r>
-    </w:p>
-    <w:p>
-      <w:r>
-        <w:t>ALCOHOL_</w:t>
-      </w:r>
-      <w:r>
-        <w:t xml:space="preserve"> </w:t>
-      </w:r>
-      <w:r>
-        <w:t xml:space="preserve">SPIRITS </w:t>
-      </w:r>
-      <w:r>
-        <w:t>_WK_1_1</w:t>
-      </w:r>
-    </w:p>
-    <w:p>
-      <w:r>
-        <w:t xml:space="preserve">In an average </w:t>
-      </w:r>
-      <w:r>
-        <w:t>WEEK</w:t>
-      </w:r>
-      <w:r>
-        <w:t xml:space="preserve">, how many </w:t>
-      </w:r>
-      <w:r>
-        <w:t xml:space="preserve">measures of spirits or liqueurs </w:t>
-      </w:r>
-      <w:r>
-        <w:t>would you drink</w:t>
-      </w:r>
-      <w:r>
-        <w:t>? ~1mil</w:t>
-      </w:r>
-    </w:p>
-    <w:p>
-      <w:r>
-        <w:t>ALCOHOL_WINE_FORT_MTH_1_1</w:t>
-      </w:r>
-    </w:p>
-    <w:p>
-      <w:r>
-        <w:t xml:space="preserve">In an average MONTH, how many </w:t>
-      </w:r>
-      <w:r>
-        <w:t xml:space="preserve">glasses of fortified wine </w:t>
-      </w:r>
-      <w:r>
-        <w:t>would you drink</w:t>
-      </w:r>
-      <w:r>
-        <w:t>? ~20k</w:t>
-      </w:r>
-    </w:p>
-    <w:p>
-      <w:r>
-        <w:t>ALCOHOL_</w:t>
-      </w:r>
-      <w:r>
-        <w:t xml:space="preserve"> </w:t>
-      </w:r>
-      <w:r>
-        <w:t>WINE_FORT _MTH_2_1</w:t>
-      </w:r>
-    </w:p>
-    <w:p>
-      <w:r>
-        <w:t xml:space="preserve">In an average MONTH, how many </w:t>
-      </w:r>
-      <w:r>
-        <w:t xml:space="preserve">glasses of fortified wine </w:t>
-      </w:r>
-      <w:r>
-        <w:t>would you drink</w:t>
-      </w:r>
-      <w:r>
-        <w:t>? ~600k</w:t>
-      </w:r>
-    </w:p>
-    <w:p>
-      <w:r>
-        <w:t>ALCOHOL_</w:t>
-      </w:r>
-      <w:r>
-        <w:t xml:space="preserve"> </w:t>
-      </w:r>
-      <w:r>
-        <w:t>WINE_FORT _WK_1_1</w:t>
-      </w:r>
-    </w:p>
-    <w:p>
-      <w:r>
-        <w:t xml:space="preserve">In an average </w:t>
-      </w:r>
-      <w:r>
-        <w:t>WEEK</w:t>
-      </w:r>
-      <w:r>
-        <w:t xml:space="preserve">, how many </w:t>
-      </w:r>
-      <w:r>
-        <w:t xml:space="preserve">glasses of fortified wine </w:t>
-      </w:r>
-      <w:r>
-        <w:t>would you drink</w:t>
-      </w:r>
-      <w:r>
-        <w:t>? ~1mil</w:t>
-      </w:r>
-    </w:p>
-    <w:p>
-      <w:r>
-        <w:t>ALCOHOL_WINE_RED_MTH_1_1</w:t>
-      </w:r>
-    </w:p>
-    <w:p>
-      <w:r>
-        <w:t xml:space="preserve">In an average MONTH, how many </w:t>
-      </w:r>
-      <w:r>
-        <w:t xml:space="preserve">glasses of </w:t>
-      </w:r>
-      <w:r>
-        <w:t>red</w:t>
-      </w:r>
-      <w:r>
-        <w:t xml:space="preserve"> wine </w:t>
-      </w:r>
-      <w:r>
-        <w:t>would you drink</w:t>
-      </w:r>
-      <w:r>
-        <w:t>? ~20k</w:t>
-      </w:r>
-    </w:p>
-    <w:p>
-      <w:r>
-        <w:t>ALCOHOL_</w:t>
-      </w:r>
-      <w:r>
-        <w:t xml:space="preserve"> </w:t>
-      </w:r>
-      <w:r>
-        <w:t>WINE_RED _MTH_2_1</w:t>
-      </w:r>
-    </w:p>
-    <w:p>
-      <w:r>
-        <w:t xml:space="preserve">In an average MONTH, how many </w:t>
-      </w:r>
-      <w:r>
-        <w:t xml:space="preserve">glasses of </w:t>
-      </w:r>
-      <w:r>
-        <w:t>red</w:t>
-      </w:r>
-      <w:r>
-        <w:t xml:space="preserve"> wine </w:t>
-      </w:r>
-      <w:r>
-        <w:t>would you drink</w:t>
-      </w:r>
-      <w:r>
-        <w:t>? ~600k</w:t>
-      </w:r>
-    </w:p>
-    <w:p>
-      <w:r>
-        <w:t>ALCOHOL_</w:t>
-      </w:r>
-      <w:r>
-        <w:t xml:space="preserve"> </w:t>
-      </w:r>
-      <w:r>
-        <w:t>WINE_RED _WK_1_1</w:t>
-      </w:r>
-    </w:p>
-    <w:p>
-      <w:r>
-        <w:t xml:space="preserve">In an average </w:t>
-      </w:r>
-      <w:r>
-        <w:t>WEEK</w:t>
-      </w:r>
-      <w:r>
-        <w:t xml:space="preserve">, how many </w:t>
-      </w:r>
-      <w:r>
-        <w:t xml:space="preserve">glasses of </w:t>
-      </w:r>
-      <w:r>
-        <w:t>red</w:t>
-      </w:r>
-      <w:r>
-        <w:t xml:space="preserve"> wine </w:t>
-      </w:r>
-      <w:r>
-        <w:t>would you drink</w:t>
-      </w:r>
-      <w:r>
-        <w:t>? ~1mil</w:t>
-      </w:r>
-    </w:p>
-    <w:p>
-      <w:r>
-        <w:t>ALCOHOL_WINE_WHITE_MTH_1_1</w:t>
-      </w:r>
-    </w:p>
-    <w:p>
-      <w:r>
-        <w:t xml:space="preserve">In an average MONTH, how many </w:t>
-      </w:r>
-      <w:r>
-        <w:t xml:space="preserve">glasses of </w:t>
-      </w:r>
-      <w:r>
-        <w:t>white</w:t>
-      </w:r>
-      <w:r>
-        <w:t xml:space="preserve"> wine</w:t>
-      </w:r>
-      <w:r>
-        <w:t xml:space="preserve"> or champagne</w:t>
-      </w:r>
-      <w:r>
-        <w:t xml:space="preserve"> </w:t>
-      </w:r>
-      <w:r>
-        <w:t>would you drink</w:t>
-      </w:r>
-      <w:r>
-        <w:t>? ~20k</w:t>
-      </w:r>
-    </w:p>
-    <w:p>
-      <w:r>
-        <w:t>ALCOHOL_</w:t>
-      </w:r>
-      <w:r>
-        <w:t xml:space="preserve"> </w:t>
-      </w:r>
-      <w:r>
-        <w:t>WINE_WHITE _MTH_2_1</w:t>
-      </w:r>
-    </w:p>
-    <w:p>
-      <w:r>
-        <w:t xml:space="preserve">In an average MONTH, how many </w:t>
-      </w:r>
-      <w:r>
-        <w:t xml:space="preserve">glasses of </w:t>
-      </w:r>
-      <w:r>
-        <w:t>white</w:t>
-      </w:r>
-      <w:r>
-        <w:t xml:space="preserve"> wine</w:t>
-      </w:r>
-      <w:r>
-        <w:t xml:space="preserve"> or champagne</w:t>
-      </w:r>
-      <w:r>
-        <w:t xml:space="preserve"> </w:t>
-      </w:r>
-      <w:r>
-        <w:t>would you drink</w:t>
-      </w:r>
-      <w:r>
-        <w:t>? ~600k</w:t>
-      </w:r>
-    </w:p>
-    <w:p>
-      <w:r>
-        <w:lastRenderedPageBreak/>
-        <w:t>ALCOHOL_</w:t>
-      </w:r>
-      <w:r>
-        <w:t xml:space="preserve"> </w:t>
-      </w:r>
-      <w:r>
-        <w:t>WINE_WHITE _WK_1_1</w:t>
-      </w:r>
-    </w:p>
-    <w:p>
-      <w:r>
-        <w:t xml:space="preserve">In an average </w:t>
-      </w:r>
-      <w:r>
-        <w:t>WEEK</w:t>
-      </w:r>
-      <w:r>
-        <w:t xml:space="preserve">, how many </w:t>
-      </w:r>
-      <w:r>
-        <w:t xml:space="preserve">glasses of </w:t>
-      </w:r>
-      <w:r>
-        <w:t>white</w:t>
-      </w:r>
-      <w:r>
-        <w:t xml:space="preserve"> wine</w:t>
-      </w:r>
-      <w:r>
-        <w:t xml:space="preserve"> or champagne</w:t>
-      </w:r>
-      <w:r>
-        <w:t xml:space="preserve"> </w:t>
-      </w:r>
-      <w:r>
-        <w:t>would you drink</w:t>
-      </w:r>
-      <w:r>
-        <w:t>? ~1mil</w:t>
-      </w:r>
-    </w:p>
-    <w:p/>
-    <w:p/>
-    <w:p/>
-    <w:p/>
-    <w:p/>
-    <w:p/>
-    <w:p/>
-    <w:p/>
-    <w:p/>
-    <w:p/>
-    <w:p/>
-    <w:p/>
-    <w:p/>
-    <w:p/>
-    <w:p/>
+        <w:t xml:space="preserve"> not know</w:t>
+      </w:r>
+    </w:p>
+    <w:p>
+      <w:r>
+        <w:t>DIAG_CVD_1_M</w:t>
+      </w:r>
+    </w:p>
+    <w:p>
+      <w:r>
+        <w:t>Have you ever been diagnosed with any of the following heart or circulatory diseases by a doctor or other health professional?</w:t>
+      </w:r>
+    </w:p>
+    <w:p>
+      <w:r>
+        <w:t xml:space="preserve">B-12 Deficiency, Blood Clots, Stroke, Coronary Artery, Congestive Heart Failure, </w:t>
+      </w:r>
+      <w:r>
+        <w:rPr>
+          <w:highlight w:val="yellow"/>
+        </w:rPr>
+        <w:t>High Cholesterol,</w:t>
+      </w:r>
+      <w:r>
+        <w:t xml:space="preserve"> Heart Attack, Abnormal Heart Rhythm, Chest Pain, Heart Valve Problems, </w:t>
+      </w:r>
+      <w:r>
+        <w:rPr>
+          <w:highlight w:val="yellow"/>
+        </w:rPr>
+        <w:t>High Blood Pressure</w:t>
+      </w:r>
+      <w:r>
+        <w:t xml:space="preserve"> (Hypertension), </w:t>
+      </w:r>
+      <w:r>
+        <w:t>Other, None of the above, Prefer not to answer, Do not know</w:t>
+      </w:r>
+    </w:p>
+    <w:p>
+      <w:r>
+        <w:t>DIAG_PSYCH_1_M</w:t>
+      </w:r>
+    </w:p>
+    <w:p>
+      <w:r>
+        <w:rPr>
+          <w:highlight w:val="yellow"/>
+        </w:rPr>
+        <w:t>Anxiety</w:t>
+      </w:r>
+      <w:r>
+        <w:t xml:space="preserve">, Schizophrenia, Schizoaffective disorder, Personality disorder, Bipolar disorder, Body dysmorphia, </w:t>
+      </w:r>
+      <w:r>
+        <w:rPr>
+          <w:highlight w:val="yellow"/>
+        </w:rPr>
+        <w:t>Depression,</w:t>
+      </w:r>
+      <w:r>
+        <w:t xml:space="preserve"> Premenstrual dysphoric disorder, PTSD, Obsessive Compulsive Disorder, Eating disorder, Psychosis, </w:t>
+      </w:r>
+      <w:r>
+        <w:t>Other, None of the above, Prefer not to answer, Do not know</w:t>
+      </w:r>
+    </w:p>
+    <w:p>
+      <w:r>
+        <w:t>DIAG_ENDOCR_1_M</w:t>
+      </w:r>
+    </w:p>
+    <w:p>
+      <w:r>
+        <w:t>Have you ever been diagnosed with the following conditions by a doctor or other health professional</w:t>
+      </w:r>
+      <w:r>
+        <w:t>?</w:t>
+      </w:r>
+    </w:p>
+    <w:p>
+      <w:r>
+        <w:rPr>
+          <w:highlight w:val="yellow"/>
+        </w:rPr>
+        <w:t>Type 1 diabetes, Type 2</w:t>
+      </w:r>
+      <w:r>
+        <w:rPr>
+          <w:highlight w:val="yellow"/>
+        </w:rPr>
+        <w:t xml:space="preserve"> diabetes</w:t>
+      </w:r>
+      <w:r>
+        <w:t>, Overactive thyroid, Under</w:t>
+      </w:r>
+      <w:r>
+        <w:t xml:space="preserve">active thyroid, </w:t>
+      </w:r>
+      <w:r>
+        <w:t xml:space="preserve">Cushing syndrome, Lactose intolerance, Vitamin A deficiency, Thiamine </w:t>
+      </w:r>
+      <w:r>
+        <w:t>deficiency</w:t>
+      </w:r>
+      <w:r>
+        <w:t xml:space="preserve">, Vitamin D </w:t>
+      </w:r>
+      <w:r>
+        <w:t>deficiency</w:t>
+      </w:r>
+      <w:r>
+        <w:t xml:space="preserve">, </w:t>
+      </w:r>
+      <w:r>
+        <w:t>Other, None of the above, Prefer not to answer, Do not know</w:t>
+      </w:r>
+    </w:p>
+    <w:p>
+      <w:r>
+        <w:t>DIAG_GASTRO_1_M</w:t>
+      </w:r>
+    </w:p>
+    <w:p>
+      <w:r>
+        <w:t>Have you ever been diagnosed with any of the following digestive system or liver problems by a doctor or other health professional?</w:t>
+      </w:r>
+    </w:p>
+    <w:p>
+      <w:r>
+        <w:rPr>
+          <w:highlight w:val="yellow"/>
+        </w:rPr>
+        <w:t>Gastro-oesophageal Acid Reflux</w:t>
+      </w:r>
+      <w:r>
+        <w:t xml:space="preserve">, Fatty liver disease, Liver Cirrhosis, Hepatitis, Pancreatitis, Barrett’s Oesophagus, IBS, IBD, Diverticulitis, Ulcerative Colitis, Crohn’s Disease, Coeliac Disease, Gallstones, </w:t>
+      </w:r>
+      <w:r>
+        <w:t>Other, None of the above, Prefer not to answer, Do not know</w:t>
+      </w:r>
+    </w:p>
+    <w:p>
+      <w:r>
+        <w:t>DIAG_NEURO_1_M</w:t>
+      </w:r>
+    </w:p>
     <w:p/>
     <w:p/>
     <w:p/>
